--- a/City Disaster Simulation.docx
+++ b/City Disaster Simulation.docx
@@ -392,6 +392,7 @@
       </w:tr>
       <w:tr>
         <w:trPr>
+          <w:trHeight w:val="1232"/>
           <w:jc w:val="center"/>
         </w:trPr>
         <w:tc>
@@ -403,11 +404,15 @@
             <w:pPr>
               <w:spacing w:line="360" w:lineRule="auto"/>
               <w:jc w:val="center"/>
+              <w:rPr>
+                <w:sz w:val="20"/>
+                <w:szCs w:val="20"/>
+              </w:rPr>
             </w:pPr>
             <w:r>
               <w:rPr>
-                <w:sz w:val="21"/>
-                <w:szCs w:val="21"/>
+                <w:sz w:val="20"/>
+                <w:szCs w:val="20"/>
               </w:rPr>
               <w:t>1</w:t>
             </w:r>
@@ -422,11 +427,15 @@
             <w:pPr>
               <w:spacing w:line="360" w:lineRule="auto"/>
               <w:jc w:val="center"/>
+              <w:rPr>
+                <w:sz w:val="20"/>
+                <w:szCs w:val="20"/>
+              </w:rPr>
             </w:pPr>
             <w:r>
               <w:rPr>
-                <w:sz w:val="21"/>
-                <w:szCs w:val="21"/>
+                <w:sz w:val="20"/>
+                <w:szCs w:val="20"/>
               </w:rPr>
               <w:t>MD. MURAD HASAN</w:t>
             </w:r>
@@ -441,11 +450,15 @@
             <w:pPr>
               <w:spacing w:line="360" w:lineRule="auto"/>
               <w:jc w:val="center"/>
+              <w:rPr>
+                <w:sz w:val="20"/>
+                <w:szCs w:val="20"/>
+              </w:rPr>
             </w:pPr>
             <w:r>
               <w:rPr>
-                <w:sz w:val="21"/>
-                <w:szCs w:val="21"/>
+                <w:sz w:val="20"/>
+                <w:szCs w:val="20"/>
               </w:rPr>
               <w:t>23-55559-3</w:t>
             </w:r>
@@ -460,7 +473,35 @@
             <w:pPr>
               <w:spacing w:line="360" w:lineRule="auto"/>
               <w:jc w:val="center"/>
-            </w:pPr>
+              <w:rPr>
+                <w:sz w:val="20"/>
+                <w:szCs w:val="20"/>
+              </w:rPr>
+            </w:pPr>
+            <w:r>
+              <w:rPr>
+                <w:sz w:val="20"/>
+                <w:szCs w:val="20"/>
+              </w:rPr>
+              <w:t>main.cpp</w:t>
+            </w:r>
+          </w:p>
+          <w:p>
+            <w:pPr>
+              <w:spacing w:line="360" w:lineRule="auto"/>
+              <w:jc w:val="center"/>
+              <w:rPr>
+                <w:sz w:val="20"/>
+                <w:szCs w:val="20"/>
+              </w:rPr>
+            </w:pPr>
+            <w:r>
+              <w:rPr>
+                <w:sz w:val="20"/>
+                <w:szCs w:val="20"/>
+              </w:rPr>
+              <w:t>environment.h, buildings.h, night.h</w:t>
+            </w:r>
           </w:p>
         </w:tc>
       </w:tr>
@@ -477,11 +518,15 @@
             <w:pPr>
               <w:spacing w:line="360" w:lineRule="auto"/>
               <w:jc w:val="center"/>
+              <w:rPr>
+                <w:sz w:val="20"/>
+                <w:szCs w:val="20"/>
+              </w:rPr>
             </w:pPr>
             <w:r>
               <w:rPr>
-                <w:sz w:val="21"/>
-                <w:szCs w:val="21"/>
+                <w:sz w:val="20"/>
+                <w:szCs w:val="20"/>
               </w:rPr>
               <w:t>2</w:t>
             </w:r>
@@ -496,11 +541,15 @@
             <w:pPr>
               <w:spacing w:line="360" w:lineRule="auto"/>
               <w:jc w:val="center"/>
+              <w:rPr>
+                <w:sz w:val="20"/>
+                <w:szCs w:val="20"/>
+              </w:rPr>
             </w:pPr>
             <w:r>
               <w:rPr>
-                <w:sz w:val="21"/>
-                <w:szCs w:val="21"/>
+                <w:sz w:val="20"/>
+                <w:szCs w:val="20"/>
               </w:rPr>
               <w:t>MD. RABBY SARKER RONY</w:t>
             </w:r>
@@ -515,8 +564,16 @@
             <w:pPr>
               <w:spacing w:line="360" w:lineRule="auto"/>
               <w:jc w:val="center"/>
+              <w:rPr>
+                <w:sz w:val="20"/>
+                <w:szCs w:val="20"/>
+              </w:rPr>
             </w:pPr>
             <w:r>
+              <w:rPr>
+                <w:sz w:val="20"/>
+                <w:szCs w:val="20"/>
+              </w:rPr>
               <w:t>24-55981-1</w:t>
             </w:r>
           </w:p>
@@ -530,7 +587,18 @@
             <w:pPr>
               <w:spacing w:line="360" w:lineRule="auto"/>
               <w:jc w:val="center"/>
-            </w:pPr>
+              <w:rPr>
+                <w:sz w:val="20"/>
+                <w:szCs w:val="20"/>
+              </w:rPr>
+            </w:pPr>
+            <w:r>
+              <w:rPr>
+                <w:sz w:val="20"/>
+                <w:szCs w:val="20"/>
+              </w:rPr>
+              <w:t>algorithms.h, vehicles.h, fire.h</w:t>
+            </w:r>
           </w:p>
         </w:tc>
       </w:tr>
@@ -547,11 +615,15 @@
             <w:pPr>
               <w:spacing w:line="360" w:lineRule="auto"/>
               <w:jc w:val="center"/>
+              <w:rPr>
+                <w:sz w:val="20"/>
+                <w:szCs w:val="20"/>
+              </w:rPr>
             </w:pPr>
             <w:r>
               <w:rPr>
-                <w:sz w:val="21"/>
-                <w:szCs w:val="21"/>
+                <w:sz w:val="20"/>
+                <w:szCs w:val="20"/>
               </w:rPr>
               <w:t>3</w:t>
             </w:r>
@@ -566,11 +638,15 @@
             <w:pPr>
               <w:spacing w:line="360" w:lineRule="auto"/>
               <w:jc w:val="center"/>
+              <w:rPr>
+                <w:sz w:val="20"/>
+                <w:szCs w:val="20"/>
+              </w:rPr>
             </w:pPr>
             <w:r>
               <w:rPr>
-                <w:sz w:val="21"/>
-                <w:szCs w:val="21"/>
+                <w:sz w:val="20"/>
+                <w:szCs w:val="20"/>
               </w:rPr>
               <w:t>MD. SADMAN AMIN BHUIYAN SUNY</w:t>
             </w:r>
@@ -585,7 +661,18 @@
             <w:pPr>
               <w:spacing w:line="360" w:lineRule="auto"/>
               <w:jc w:val="center"/>
-            </w:pPr>
+              <w:rPr>
+                <w:sz w:val="20"/>
+                <w:szCs w:val="20"/>
+              </w:rPr>
+            </w:pPr>
+            <w:r>
+              <w:rPr>
+                <w:sz w:val="20"/>
+                <w:szCs w:val="20"/>
+              </w:rPr>
+              <w:t>24-55986-1</w:t>
+            </w:r>
           </w:p>
         </w:tc>
         <w:tc>
@@ -597,7 +684,35 @@
             <w:pPr>
               <w:spacing w:line="360" w:lineRule="auto"/>
               <w:jc w:val="center"/>
-            </w:pPr>
+              <w:rPr>
+                <w:sz w:val="20"/>
+                <w:szCs w:val="20"/>
+              </w:rPr>
+            </w:pPr>
+            <w:r>
+              <w:rPr>
+                <w:sz w:val="20"/>
+                <w:szCs w:val="20"/>
+              </w:rPr>
+              <w:t>shapes.h, people.h,</w:t>
+            </w:r>
+          </w:p>
+          <w:p>
+            <w:pPr>
+              <w:spacing w:line="360" w:lineRule="auto"/>
+              <w:jc w:val="center"/>
+              <w:rPr>
+                <w:sz w:val="20"/>
+                <w:szCs w:val="20"/>
+              </w:rPr>
+            </w:pPr>
+            <w:r>
+              <w:rPr>
+                <w:sz w:val="20"/>
+                <w:szCs w:val="20"/>
+              </w:rPr>
+              <w:t xml:space="preserve"> accident.h, ending.h</w:t>
+            </w:r>
           </w:p>
         </w:tc>
       </w:tr>
@@ -614,11 +729,15 @@
             <w:pPr>
               <w:spacing w:line="360" w:lineRule="auto"/>
               <w:jc w:val="center"/>
+              <w:rPr>
+                <w:sz w:val="20"/>
+                <w:szCs w:val="20"/>
+              </w:rPr>
             </w:pPr>
             <w:r>
               <w:rPr>
-                <w:sz w:val="21"/>
-                <w:szCs w:val="21"/>
+                <w:sz w:val="20"/>
+                <w:szCs w:val="20"/>
               </w:rPr>
               <w:t>4</w:t>
             </w:r>
@@ -633,11 +752,15 @@
             <w:pPr>
               <w:spacing w:line="360" w:lineRule="auto"/>
               <w:jc w:val="center"/>
+              <w:rPr>
+                <w:sz w:val="20"/>
+                <w:szCs w:val="20"/>
+              </w:rPr>
             </w:pPr>
             <w:r>
               <w:rPr>
-                <w:sz w:val="21"/>
-                <w:szCs w:val="21"/>
+                <w:sz w:val="20"/>
+                <w:szCs w:val="20"/>
               </w:rPr>
               <w:t>FAHMIDA ISLAM BAYAN</w:t>
             </w:r>
@@ -652,8 +775,16 @@
             <w:pPr>
               <w:spacing w:line="360" w:lineRule="auto"/>
               <w:jc w:val="center"/>
+              <w:rPr>
+                <w:sz w:val="20"/>
+                <w:szCs w:val="20"/>
+              </w:rPr>
             </w:pPr>
             <w:r>
+              <w:rPr>
+                <w:sz w:val="20"/>
+                <w:szCs w:val="20"/>
+              </w:rPr>
               <w:t>24-58115-2</w:t>
             </w:r>
           </w:p>
@@ -667,7 +798,18 @@
             <w:pPr>
               <w:spacing w:line="360" w:lineRule="auto"/>
               <w:jc w:val="center"/>
-            </w:pPr>
+              <w:rPr>
+                <w:sz w:val="20"/>
+                <w:szCs w:val="20"/>
+              </w:rPr>
+            </w:pPr>
+            <w:r>
+              <w:rPr>
+                <w:sz w:val="20"/>
+                <w:szCs w:val="20"/>
+              </w:rPr>
+              <w:t>props.h, storm.h, evening.h</w:t>
+            </w:r>
           </w:p>
         </w:tc>
       </w:tr>
@@ -684,11 +826,15 @@
             <w:pPr>
               <w:spacing w:line="360" w:lineRule="auto"/>
               <w:jc w:val="center"/>
+              <w:rPr>
+                <w:sz w:val="20"/>
+                <w:szCs w:val="20"/>
+              </w:rPr>
             </w:pPr>
             <w:r>
               <w:rPr>
-                <w:sz w:val="21"/>
-                <w:szCs w:val="21"/>
+                <w:sz w:val="20"/>
+                <w:szCs w:val="20"/>
               </w:rPr>
               <w:t>5</w:t>
             </w:r>
@@ -703,11 +849,15 @@
             <w:pPr>
               <w:spacing w:line="360" w:lineRule="auto"/>
               <w:jc w:val="center"/>
+              <w:rPr>
+                <w:sz w:val="20"/>
+                <w:szCs w:val="20"/>
+              </w:rPr>
             </w:pPr>
             <w:r>
               <w:rPr>
-                <w:sz w:val="21"/>
-                <w:szCs w:val="21"/>
+                <w:sz w:val="20"/>
+                <w:szCs w:val="20"/>
               </w:rPr>
               <w:t>NOSHIN SUNZIDA ALAM</w:t>
             </w:r>
@@ -722,8 +872,16 @@
             <w:pPr>
               <w:spacing w:line="360" w:lineRule="auto"/>
               <w:jc w:val="center"/>
+              <w:rPr>
+                <w:sz w:val="20"/>
+                <w:szCs w:val="20"/>
+              </w:rPr>
             </w:pPr>
             <w:r>
+              <w:rPr>
+                <w:sz w:val="20"/>
+                <w:szCs w:val="20"/>
+              </w:rPr>
               <w:t>24-56486-1</w:t>
             </w:r>
           </w:p>
@@ -737,7 +895,35 @@
             <w:pPr>
               <w:spacing w:line="360" w:lineRule="auto"/>
               <w:jc w:val="center"/>
-            </w:pPr>
+              <w:rPr>
+                <w:sz w:val="20"/>
+                <w:szCs w:val="20"/>
+              </w:rPr>
+            </w:pPr>
+            <w:r>
+              <w:rPr>
+                <w:sz w:val="20"/>
+                <w:szCs w:val="20"/>
+              </w:rPr>
+              <w:t xml:space="preserve">intro.h, earthquake.h, </w:t>
+            </w:r>
+          </w:p>
+          <w:p>
+            <w:pPr>
+              <w:spacing w:line="360" w:lineRule="auto"/>
+              <w:jc w:val="center"/>
+              <w:rPr>
+                <w:sz w:val="20"/>
+                <w:szCs w:val="20"/>
+              </w:rPr>
+            </w:pPr>
+            <w:r>
+              <w:rPr>
+                <w:sz w:val="20"/>
+                <w:szCs w:val="20"/>
+              </w:rPr>
+              <w:t>flood.h, hud.h</w:t>
+            </w:r>
           </w:p>
         </w:tc>
       </w:tr>
@@ -1034,15 +1220,7 @@
           <w:sz w:val="21"/>
           <w:szCs w:val="21"/>
         </w:rPr>
-        <w:t xml:space="preserve">Simple Motion Patterns Used in </w:t>
-      </w:r>
-      <w:r>
-        <w:rPr>
-          <w:color w:val="000000"/>
-          <w:sz w:val="21"/>
-          <w:szCs w:val="21"/>
-        </w:rPr>
-        <w:t>Animation</w:t>
+        <w:t>Simple Motion Patterns Used in Animation</w:t>
       </w:r>
       <w:r>
         <w:rPr>
@@ -1075,17 +1253,7 @@
           <w:sz w:val="21"/>
           <w:szCs w:val="21"/>
         </w:rPr>
-        <w:t>6</w:t>
-      </w:r>
-      <w:r>
-        <w:rPr>
-          <w:b/>
-          <w:bCs/>
-          <w:color w:val="000000"/>
-          <w:sz w:val="21"/>
-          <w:szCs w:val="21"/>
-        </w:rPr>
-        <w:t xml:space="preserve">. </w:t>
+        <w:t xml:space="preserve">6. </w:t>
       </w:r>
       <w:r>
         <w:rPr>
@@ -1128,17 +1296,7 @@
           <w:sz w:val="21"/>
           <w:szCs w:val="21"/>
         </w:rPr>
-        <w:t>7</w:t>
-      </w:r>
-      <w:r>
-        <w:rPr>
-          <w:b/>
-          <w:bCs/>
-          <w:color w:val="000000"/>
-          <w:sz w:val="21"/>
-          <w:szCs w:val="21"/>
-        </w:rPr>
-        <w:t>. Scenario Descriptions</w:t>
+        <w:t>7. Scenario Descriptions</w:t>
       </w:r>
       <w:r>
         <w:rPr>
@@ -1170,15 +1328,7 @@
           <w:sz w:val="21"/>
           <w:szCs w:val="21"/>
         </w:rPr>
-        <w:t>7</w:t>
-      </w:r>
-      <w:r>
-        <w:rPr>
-          <w:color w:val="000000"/>
-          <w:sz w:val="21"/>
-          <w:szCs w:val="21"/>
-        </w:rPr>
-        <w:t>.1 Intro Screen</w:t>
+        <w:t>7.1 Intro Screen</w:t>
       </w:r>
       <w:r>
         <w:rPr>
@@ -1210,15 +1360,7 @@
           <w:sz w:val="21"/>
           <w:szCs w:val="21"/>
         </w:rPr>
-        <w:t>7</w:t>
-      </w:r>
-      <w:r>
-        <w:rPr>
-          <w:color w:val="000000"/>
-          <w:sz w:val="21"/>
-          <w:szCs w:val="21"/>
-        </w:rPr>
-        <w:t>.2 Normal City</w:t>
+        <w:t>7.2 Normal City</w:t>
       </w:r>
       <w:r>
         <w:rPr>
@@ -1250,15 +1392,7 @@
           <w:sz w:val="21"/>
           <w:szCs w:val="21"/>
         </w:rPr>
-        <w:t>7</w:t>
-      </w:r>
-      <w:r>
-        <w:rPr>
-          <w:color w:val="000000"/>
-          <w:sz w:val="21"/>
-          <w:szCs w:val="21"/>
-        </w:rPr>
-        <w:t>.3 Earthquake</w:t>
+        <w:t>7.3 Earthquake</w:t>
       </w:r>
       <w:r>
         <w:rPr>
@@ -1290,15 +1424,7 @@
           <w:sz w:val="21"/>
           <w:szCs w:val="21"/>
         </w:rPr>
-        <w:t>7</w:t>
-      </w:r>
-      <w:r>
-        <w:rPr>
-          <w:color w:val="000000"/>
-          <w:sz w:val="21"/>
-          <w:szCs w:val="21"/>
-        </w:rPr>
-        <w:t>.4 Fire</w:t>
+        <w:t>7.4 Fire</w:t>
       </w:r>
       <w:r>
         <w:rPr>
@@ -1330,15 +1456,7 @@
           <w:sz w:val="21"/>
           <w:szCs w:val="21"/>
         </w:rPr>
-        <w:t>7</w:t>
-      </w:r>
-      <w:r>
-        <w:rPr>
-          <w:color w:val="000000"/>
-          <w:sz w:val="21"/>
-          <w:szCs w:val="21"/>
-        </w:rPr>
-        <w:t>.5 Flood</w:t>
+        <w:t>7.5 Flood</w:t>
       </w:r>
       <w:r>
         <w:rPr>
@@ -1370,15 +1488,7 @@
           <w:sz w:val="21"/>
           <w:szCs w:val="21"/>
         </w:rPr>
-        <w:t>7</w:t>
-      </w:r>
-      <w:r>
-        <w:rPr>
-          <w:color w:val="000000"/>
-          <w:sz w:val="21"/>
-          <w:szCs w:val="21"/>
-        </w:rPr>
-        <w:t>.6 Storm</w:t>
+        <w:t>7.6 Storm</w:t>
       </w:r>
       <w:r>
         <w:rPr>
@@ -1410,15 +1520,7 @@
           <w:sz w:val="21"/>
           <w:szCs w:val="21"/>
         </w:rPr>
-        <w:t>7</w:t>
-      </w:r>
-      <w:r>
-        <w:rPr>
-          <w:color w:val="000000"/>
-          <w:sz w:val="21"/>
-          <w:szCs w:val="21"/>
-        </w:rPr>
-        <w:t>.7 Road Accident</w:t>
+        <w:t>7.7 Road Accident</w:t>
       </w:r>
       <w:r>
         <w:rPr>
@@ -1450,15 +1552,7 @@
           <w:sz w:val="21"/>
           <w:szCs w:val="21"/>
         </w:rPr>
-        <w:t>7</w:t>
-      </w:r>
-      <w:r>
-        <w:rPr>
-          <w:color w:val="000000"/>
-          <w:sz w:val="21"/>
-          <w:szCs w:val="21"/>
-        </w:rPr>
-        <w:t>.8 Ending Screen</w:t>
+        <w:t>7.8 Ending Screen</w:t>
       </w:r>
       <w:r>
         <w:rPr>
@@ -1491,17 +1585,7 @@
           <w:sz w:val="21"/>
           <w:szCs w:val="21"/>
         </w:rPr>
-        <w:t>8</w:t>
-      </w:r>
-      <w:r>
-        <w:rPr>
-          <w:b/>
-          <w:bCs/>
-          <w:color w:val="000000"/>
-          <w:sz w:val="21"/>
-          <w:szCs w:val="21"/>
-        </w:rPr>
-        <w:t>. Limitations &amp; Future Improvements</w:t>
+        <w:t>8. Limitations &amp; Future Improvements</w:t>
       </w:r>
       <w:r>
         <w:rPr>
@@ -1534,17 +1618,7 @@
           <w:sz w:val="21"/>
           <w:szCs w:val="21"/>
         </w:rPr>
-        <w:t>9</w:t>
-      </w:r>
-      <w:r>
-        <w:rPr>
-          <w:b/>
-          <w:bCs/>
-          <w:color w:val="000000"/>
-          <w:sz w:val="21"/>
-          <w:szCs w:val="21"/>
-        </w:rPr>
-        <w:t>. Conclusion</w:t>
+        <w:t>9. Conclusion</w:t>
       </w:r>
       <w:r>
         <w:rPr>
@@ -1584,17 +1658,7 @@
           <w:sz w:val="21"/>
           <w:szCs w:val="21"/>
         </w:rPr>
-        <w:t>10</w:t>
-      </w:r>
-      <w:r>
-        <w:rPr>
-          <w:b/>
-          <w:bCs/>
-          <w:color w:val="000000"/>
-          <w:sz w:val="21"/>
-          <w:szCs w:val="21"/>
-        </w:rPr>
-        <w:t>. Source Code</w:t>
+        <w:t>10. Source Code</w:t>
       </w:r>
       <w:r>
         <w:rPr>
@@ -1632,23 +1696,7 @@
         <w:jc w:val="both"/>
       </w:pPr>
       <w:r>
-        <w:t xml:space="preserve">2D City Disaster Simulation is a real-time C++ program built with OpenGL and the </w:t>
-      </w:r>
-      <w:proofErr w:type="spellStart"/>
-      <w:r>
-        <w:t>freeglut</w:t>
-      </w:r>
-      <w:proofErr w:type="spellEnd"/>
-      <w:r>
-        <w:t xml:space="preserve"> toolkit. It draws a small city on the screen using nothing but basic OpenGL primitives - points, lines, triangles and polygons - so the whole scene is generated from code rather than loaded from image files or 3D models. The buildings, </w:t>
-      </w:r>
-      <w:proofErr w:type="gramStart"/>
-      <w:r>
-        <w:t>road</w:t>
-      </w:r>
-      <w:proofErr w:type="gramEnd"/>
-      <w:r>
-        <w:t>, vehicles, people, trees, weather and rescue vehicles are each drawn by hand with fixed coordinates inside a 1000 x 650 world window.</w:t>
+        <w:t>2D City Disaster Simulation is a real-time C++ program built with OpenGL and the freeglut toolkit. It draws a small city on the screen using nothing but basic OpenGL primitives - points, lines, triangles and polygons - so the whole scene is generated from code rather than loaded from image files or 3D models. The buildings, road, vehicles, people, trees, weather and rescue vehicles are each drawn by hand with fixed coordinates inside a 1000 x 650 world window.</w:t>
       </w:r>
     </w:p>
     <w:p>
@@ -1745,15 +1793,7 @@
         <w:spacing w:after="90" w:line="360" w:lineRule="auto"/>
       </w:pPr>
       <w:r>
-        <w:t xml:space="preserve">Windowing and Input Toolkit: </w:t>
-      </w:r>
-      <w:proofErr w:type="spellStart"/>
-      <w:r>
-        <w:t>freeglut</w:t>
-      </w:r>
-      <w:proofErr w:type="spellEnd"/>
-      <w:r>
-        <w:t xml:space="preserve"> (a modern replacement for the older GLUT)</w:t>
+        <w:t>Windowing and Input Toolkit: freeglut (a modern replacement for the older GLUT)</w:t>
       </w:r>
     </w:p>
     <w:p>
@@ -1779,15 +1819,7 @@
         <w:spacing w:after="90" w:line="360" w:lineRule="auto"/>
       </w:pPr>
       <w:r>
-        <w:t xml:space="preserve">IDE / Build Environment: </w:t>
-      </w:r>
-      <w:proofErr w:type="gramStart"/>
-      <w:r>
-        <w:t>Code::</w:t>
-      </w:r>
-      <w:proofErr w:type="gramEnd"/>
-      <w:r>
-        <w:t>Blocks</w:t>
+        <w:t>IDE / Build Environment: Code::Blocks</w:t>
       </w:r>
     </w:p>
     <w:p>
@@ -2064,21 +2096,7 @@
         <w:rPr>
           <w:color w:val="000000"/>
         </w:rPr>
-        <w:t xml:space="preserve">Full keyboard control: scene switching, pause/resume, reset, night/evening toggle, zoom, and </w:t>
-      </w:r>
-      <w:proofErr w:type="gramStart"/>
-      <w:r>
-        <w:rPr>
-          <w:color w:val="000000"/>
-        </w:rPr>
-        <w:t>fire-hose</w:t>
-      </w:r>
-      <w:proofErr w:type="gramEnd"/>
-      <w:r>
-        <w:rPr>
-          <w:color w:val="000000"/>
-        </w:rPr>
-        <w:t xml:space="preserve"> aiming (W, J, L, I, K).</w:t>
+        <w:t>Full keyboard control: scene switching, pause/resume, reset, night/evening toggle, zoom, and fire-hose aiming (W, J, L, I, K).</w:t>
       </w:r>
     </w:p>
     <w:p>
@@ -2191,49 +2209,7 @@
         <w:rPr>
           <w:color w:val="000000"/>
         </w:rPr>
-        <w:t xml:space="preserve">Used to draw the </w:t>
-      </w:r>
-      <w:proofErr w:type="spellStart"/>
-      <w:r>
-        <w:rPr>
-          <w:color w:val="000000"/>
-        </w:rPr>
-        <w:t>tyre</w:t>
-      </w:r>
-      <w:proofErr w:type="spellEnd"/>
-      <w:r>
-        <w:rPr>
-          <w:color w:val="000000"/>
-        </w:rPr>
-        <w:t xml:space="preserve"> skid marks in the Road Accident scene. Given two endpoints, it steps along the larger of </w:t>
-      </w:r>
-      <w:proofErr w:type="spellStart"/>
-      <w:r>
-        <w:rPr>
-          <w:color w:val="000000"/>
-        </w:rPr>
-        <w:t>Δx</w:t>
-      </w:r>
-      <w:proofErr w:type="spellEnd"/>
-      <w:r>
-        <w:rPr>
-          <w:color w:val="000000"/>
-        </w:rPr>
-        <w:t xml:space="preserve"> or </w:t>
-      </w:r>
-      <w:proofErr w:type="spellStart"/>
-      <w:r>
-        <w:rPr>
-          <w:color w:val="000000"/>
-        </w:rPr>
-        <w:t>Δy</w:t>
-      </w:r>
-      <w:proofErr w:type="spellEnd"/>
-      <w:r>
-        <w:rPr>
-          <w:color w:val="000000"/>
-        </w:rPr>
-        <w:t>, incrementing both x and y by equal fractional steps each iteration.</w:t>
+        <w:t>Used to draw the tyre skid marks in the Road Accident scene. Given two endpoints, it steps along the larger of Δx or Δy, incrementing both x and y by equal fractional steps each iteration.</w:t>
       </w:r>
     </w:p>
     <w:tbl>
@@ -2266,7 +2242,6 @@
                 <w:lang w:val="es-ES"/>
               </w:rPr>
             </w:pPr>
-            <w:proofErr w:type="spellStart"/>
             <w:r>
               <w:rPr>
                 <w:rFonts w:ascii="Courier New" w:eastAsia="Courier New" w:hAnsi="Courier New" w:cs="Courier New"/>
@@ -2277,10 +2252,12 @@
                 <w:szCs w:val="16"/>
                 <w:lang w:val="es-ES"/>
               </w:rPr>
-              <w:t>int</w:t>
+              <w:t>int dx = x2 - x1, dy = y2 - y1;</w:t>
             </w:r>
-            <w:proofErr w:type="spellEnd"/>
-            <w:r>
+          </w:p>
+          <w:p>
+            <w:pPr>
+              <w:pStyle w:val="Heading2"/>
               <w:rPr>
                 <w:rFonts w:ascii="Courier New" w:eastAsia="Courier New" w:hAnsi="Courier New" w:cs="Courier New"/>
                 <w:b w:val="0"/>
@@ -2288,11 +2265,8 @@
                 <w:color w:val="000000"/>
                 <w:sz w:val="16"/>
                 <w:szCs w:val="16"/>
-                <w:lang w:val="es-ES"/>
-              </w:rPr>
-              <w:t xml:space="preserve"> </w:t>
-            </w:r>
-            <w:proofErr w:type="spellStart"/>
+              </w:rPr>
+            </w:pPr>
             <w:r>
               <w:rPr>
                 <w:rFonts w:ascii="Courier New" w:eastAsia="Courier New" w:hAnsi="Courier New" w:cs="Courier New"/>
@@ -2301,12 +2275,13 @@
                 <w:color w:val="000000"/>
                 <w:sz w:val="16"/>
                 <w:szCs w:val="16"/>
-                <w:lang w:val="es-ES"/>
-              </w:rPr>
-              <w:t>dx</w:t>
+              </w:rPr>
+              <w:t>int steps;</w:t>
             </w:r>
-            <w:proofErr w:type="spellEnd"/>
-            <w:r>
+          </w:p>
+          <w:p>
+            <w:pPr>
+              <w:pStyle w:val="Heading2"/>
               <w:rPr>
                 <w:rFonts w:ascii="Courier New" w:eastAsia="Courier New" w:hAnsi="Courier New" w:cs="Courier New"/>
                 <w:b w:val="0"/>
@@ -2314,11 +2289,8 @@
                 <w:color w:val="000000"/>
                 <w:sz w:val="16"/>
                 <w:szCs w:val="16"/>
-                <w:lang w:val="es-ES"/>
-              </w:rPr>
-              <w:t xml:space="preserve"> = x2 - x1, </w:t>
-            </w:r>
-            <w:proofErr w:type="spellStart"/>
+              </w:rPr>
+            </w:pPr>
             <w:r>
               <w:rPr>
                 <w:rFonts w:ascii="Courier New" w:eastAsia="Courier New" w:hAnsi="Courier New" w:cs="Courier New"/>
@@ -2327,12 +2299,13 @@
                 <w:color w:val="000000"/>
                 <w:sz w:val="16"/>
                 <w:szCs w:val="16"/>
-                <w:lang w:val="es-ES"/>
-              </w:rPr>
-              <w:t>dy</w:t>
+              </w:rPr>
+              <w:t>if (abs(dx) &gt; abs(dy)) steps = abs(dx);</w:t>
             </w:r>
-            <w:proofErr w:type="spellEnd"/>
-            <w:r>
+          </w:p>
+          <w:p>
+            <w:pPr>
+              <w:pStyle w:val="Heading2"/>
               <w:rPr>
                 <w:rFonts w:ascii="Courier New" w:eastAsia="Courier New" w:hAnsi="Courier New" w:cs="Courier New"/>
                 <w:b w:val="0"/>
@@ -2340,14 +2313,9 @@
                 <w:color w:val="000000"/>
                 <w:sz w:val="16"/>
                 <w:szCs w:val="16"/>
-                <w:lang w:val="es-ES"/>
-              </w:rPr>
-              <w:t xml:space="preserve"> = y2 - y1;</w:t>
-            </w:r>
-          </w:p>
-          <w:p>
-            <w:pPr>
-              <w:pStyle w:val="Heading2"/>
+              </w:rPr>
+            </w:pPr>
+            <w:r>
               <w:rPr>
                 <w:rFonts w:ascii="Courier New" w:eastAsia="Courier New" w:hAnsi="Courier New" w:cs="Courier New"/>
                 <w:b w:val="0"/>
@@ -2356,8 +2324,12 @@
                 <w:sz w:val="16"/>
                 <w:szCs w:val="16"/>
               </w:rPr>
-            </w:pPr>
-            <w:r>
+              <w:t>else steps = abs(dy);</w:t>
+            </w:r>
+          </w:p>
+          <w:p>
+            <w:pPr>
+              <w:pStyle w:val="Heading2"/>
               <w:rPr>
                 <w:rFonts w:ascii="Courier New" w:eastAsia="Courier New" w:hAnsi="Courier New" w:cs="Courier New"/>
                 <w:b w:val="0"/>
@@ -2366,12 +2338,8 @@
                 <w:sz w:val="16"/>
                 <w:szCs w:val="16"/>
               </w:rPr>
-              <w:t>int steps;</w:t>
-            </w:r>
-          </w:p>
-          <w:p>
-            <w:pPr>
-              <w:pStyle w:val="Heading2"/>
+            </w:pPr>
+            <w:r>
               <w:rPr>
                 <w:rFonts w:ascii="Courier New" w:eastAsia="Courier New" w:hAnsi="Courier New" w:cs="Courier New"/>
                 <w:b w:val="0"/>
@@ -2380,8 +2348,12 @@
                 <w:sz w:val="16"/>
                 <w:szCs w:val="16"/>
               </w:rPr>
-            </w:pPr>
-            <w:r>
+              <w:t>float xInc = dx / (float)steps;</w:t>
+            </w:r>
+          </w:p>
+          <w:p>
+            <w:pPr>
+              <w:pStyle w:val="Heading2"/>
               <w:rPr>
                 <w:rFonts w:ascii="Courier New" w:eastAsia="Courier New" w:hAnsi="Courier New" w:cs="Courier New"/>
                 <w:b w:val="0"/>
@@ -2390,9 +2362,7 @@
                 <w:sz w:val="16"/>
                 <w:szCs w:val="16"/>
               </w:rPr>
-              <w:t>if (abs(dx) &gt; abs(</w:t>
-            </w:r>
-            <w:proofErr w:type="spellStart"/>
+            </w:pPr>
             <w:r>
               <w:rPr>
                 <w:rFonts w:ascii="Courier New" w:eastAsia="Courier New" w:hAnsi="Courier New" w:cs="Courier New"/>
@@ -2402,10 +2372,12 @@
                 <w:sz w:val="16"/>
                 <w:szCs w:val="16"/>
               </w:rPr>
-              <w:t>dy</w:t>
+              <w:t>float yInc = dy / (float)steps;</w:t>
             </w:r>
-            <w:proofErr w:type="spellEnd"/>
-            <w:r>
+          </w:p>
+          <w:p>
+            <w:pPr>
+              <w:pStyle w:val="Heading2"/>
               <w:rPr>
                 <w:rFonts w:ascii="Courier New" w:eastAsia="Courier New" w:hAnsi="Courier New" w:cs="Courier New"/>
                 <w:b w:val="0"/>
@@ -2414,12 +2386,8 @@
                 <w:sz w:val="16"/>
                 <w:szCs w:val="16"/>
               </w:rPr>
-              <w:t>)) steps = abs(dx);</w:t>
-            </w:r>
-          </w:p>
-          <w:p>
-            <w:pPr>
-              <w:pStyle w:val="Heading2"/>
+            </w:pPr>
+            <w:r>
               <w:rPr>
                 <w:rFonts w:ascii="Courier New" w:eastAsia="Courier New" w:hAnsi="Courier New" w:cs="Courier New"/>
                 <w:b w:val="0"/>
@@ -2428,8 +2396,12 @@
                 <w:sz w:val="16"/>
                 <w:szCs w:val="16"/>
               </w:rPr>
-            </w:pPr>
-            <w:r>
+              <w:t>float x = x1, y = y1;</w:t>
+            </w:r>
+          </w:p>
+          <w:p>
+            <w:pPr>
+              <w:pStyle w:val="Heading2"/>
               <w:rPr>
                 <w:rFonts w:ascii="Courier New" w:eastAsia="Courier New" w:hAnsi="Courier New" w:cs="Courier New"/>
                 <w:b w:val="0"/>
@@ -2438,9 +2410,7 @@
                 <w:sz w:val="16"/>
                 <w:szCs w:val="16"/>
               </w:rPr>
-              <w:t>else steps = abs(</w:t>
-            </w:r>
-            <w:proofErr w:type="spellStart"/>
+            </w:pPr>
             <w:r>
               <w:rPr>
                 <w:rFonts w:ascii="Courier New" w:eastAsia="Courier New" w:hAnsi="Courier New" w:cs="Courier New"/>
@@ -2450,10 +2420,12 @@
                 <w:sz w:val="16"/>
                 <w:szCs w:val="16"/>
               </w:rPr>
-              <w:t>dy</w:t>
+              <w:t>for (int i = 0; i &lt;= steps; i++) {</w:t>
             </w:r>
-            <w:proofErr w:type="spellEnd"/>
-            <w:r>
+          </w:p>
+          <w:p>
+            <w:pPr>
+              <w:pStyle w:val="Heading2"/>
               <w:rPr>
                 <w:rFonts w:ascii="Courier New" w:eastAsia="Courier New" w:hAnsi="Courier New" w:cs="Courier New"/>
                 <w:b w:val="0"/>
@@ -2462,12 +2434,8 @@
                 <w:sz w:val="16"/>
                 <w:szCs w:val="16"/>
               </w:rPr>
-              <w:t>);</w:t>
-            </w:r>
-          </w:p>
-          <w:p>
-            <w:pPr>
-              <w:pStyle w:val="Heading2"/>
+            </w:pPr>
+            <w:r>
               <w:rPr>
                 <w:rFonts w:ascii="Courier New" w:eastAsia="Courier New" w:hAnsi="Courier New" w:cs="Courier New"/>
                 <w:b w:val="0"/>
@@ -2476,8 +2444,12 @@
                 <w:sz w:val="16"/>
                 <w:szCs w:val="16"/>
               </w:rPr>
-            </w:pPr>
-            <w:r>
+              <w:t xml:space="preserve">    plot(round(x), round(y));</w:t>
+            </w:r>
+          </w:p>
+          <w:p>
+            <w:pPr>
+              <w:pStyle w:val="Heading2"/>
               <w:rPr>
                 <w:rFonts w:ascii="Courier New" w:eastAsia="Courier New" w:hAnsi="Courier New" w:cs="Courier New"/>
                 <w:b w:val="0"/>
@@ -2486,9 +2458,7 @@
                 <w:sz w:val="16"/>
                 <w:szCs w:val="16"/>
               </w:rPr>
-              <w:t xml:space="preserve">float </w:t>
-            </w:r>
-            <w:proofErr w:type="spellStart"/>
+            </w:pPr>
             <w:r>
               <w:rPr>
                 <w:rFonts w:ascii="Courier New" w:eastAsia="Courier New" w:hAnsi="Courier New" w:cs="Courier New"/>
@@ -2498,10 +2468,12 @@
                 <w:sz w:val="16"/>
                 <w:szCs w:val="16"/>
               </w:rPr>
-              <w:t>xInc</w:t>
+              <w:t xml:space="preserve">    x += xInc;</w:t>
             </w:r>
-            <w:proofErr w:type="spellEnd"/>
-            <w:r>
+          </w:p>
+          <w:p>
+            <w:pPr>
+              <w:pStyle w:val="Heading2"/>
               <w:rPr>
                 <w:rFonts w:ascii="Courier New" w:eastAsia="Courier New" w:hAnsi="Courier New" w:cs="Courier New"/>
                 <w:b w:val="0"/>
@@ -2510,12 +2482,8 @@
                 <w:sz w:val="16"/>
                 <w:szCs w:val="16"/>
               </w:rPr>
-              <w:t xml:space="preserve"> = dx / (float)steps;</w:t>
-            </w:r>
-          </w:p>
-          <w:p>
-            <w:pPr>
-              <w:pStyle w:val="Heading2"/>
+            </w:pPr>
+            <w:r>
               <w:rPr>
                 <w:rFonts w:ascii="Courier New" w:eastAsia="Courier New" w:hAnsi="Courier New" w:cs="Courier New"/>
                 <w:b w:val="0"/>
@@ -2524,318 +2492,7 @@
                 <w:sz w:val="16"/>
                 <w:szCs w:val="16"/>
               </w:rPr>
-            </w:pPr>
-            <w:r>
-              <w:rPr>
-                <w:rFonts w:ascii="Courier New" w:eastAsia="Courier New" w:hAnsi="Courier New" w:cs="Courier New"/>
-                <w:b w:val="0"/>
-                <w:bCs w:val="0"/>
-                <w:color w:val="000000"/>
-                <w:sz w:val="16"/>
-                <w:szCs w:val="16"/>
-              </w:rPr>
-              <w:t xml:space="preserve">float </w:t>
-            </w:r>
-            <w:proofErr w:type="spellStart"/>
-            <w:r>
-              <w:rPr>
-                <w:rFonts w:ascii="Courier New" w:eastAsia="Courier New" w:hAnsi="Courier New" w:cs="Courier New"/>
-                <w:b w:val="0"/>
-                <w:bCs w:val="0"/>
-                <w:color w:val="000000"/>
-                <w:sz w:val="16"/>
-                <w:szCs w:val="16"/>
-              </w:rPr>
-              <w:t>yInc</w:t>
-            </w:r>
-            <w:proofErr w:type="spellEnd"/>
-            <w:r>
-              <w:rPr>
-                <w:rFonts w:ascii="Courier New" w:eastAsia="Courier New" w:hAnsi="Courier New" w:cs="Courier New"/>
-                <w:b w:val="0"/>
-                <w:bCs w:val="0"/>
-                <w:color w:val="000000"/>
-                <w:sz w:val="16"/>
-                <w:szCs w:val="16"/>
-              </w:rPr>
-              <w:t xml:space="preserve"> = </w:t>
-            </w:r>
-            <w:proofErr w:type="spellStart"/>
-            <w:r>
-              <w:rPr>
-                <w:rFonts w:ascii="Courier New" w:eastAsia="Courier New" w:hAnsi="Courier New" w:cs="Courier New"/>
-                <w:b w:val="0"/>
-                <w:bCs w:val="0"/>
-                <w:color w:val="000000"/>
-                <w:sz w:val="16"/>
-                <w:szCs w:val="16"/>
-              </w:rPr>
-              <w:t>dy</w:t>
-            </w:r>
-            <w:proofErr w:type="spellEnd"/>
-            <w:r>
-              <w:rPr>
-                <w:rFonts w:ascii="Courier New" w:eastAsia="Courier New" w:hAnsi="Courier New" w:cs="Courier New"/>
-                <w:b w:val="0"/>
-                <w:bCs w:val="0"/>
-                <w:color w:val="000000"/>
-                <w:sz w:val="16"/>
-                <w:szCs w:val="16"/>
-              </w:rPr>
-              <w:t xml:space="preserve"> / (float)steps;</w:t>
-            </w:r>
-          </w:p>
-          <w:p>
-            <w:pPr>
-              <w:pStyle w:val="Heading2"/>
-              <w:rPr>
-                <w:rFonts w:ascii="Courier New" w:eastAsia="Courier New" w:hAnsi="Courier New" w:cs="Courier New"/>
-                <w:b w:val="0"/>
-                <w:bCs w:val="0"/>
-                <w:color w:val="000000"/>
-                <w:sz w:val="16"/>
-                <w:szCs w:val="16"/>
-              </w:rPr>
-            </w:pPr>
-            <w:r>
-              <w:rPr>
-                <w:rFonts w:ascii="Courier New" w:eastAsia="Courier New" w:hAnsi="Courier New" w:cs="Courier New"/>
-                <w:b w:val="0"/>
-                <w:bCs w:val="0"/>
-                <w:color w:val="000000"/>
-                <w:sz w:val="16"/>
-                <w:szCs w:val="16"/>
-              </w:rPr>
-              <w:t>float x = x1, y = y1;</w:t>
-            </w:r>
-          </w:p>
-          <w:p>
-            <w:pPr>
-              <w:pStyle w:val="Heading2"/>
-              <w:rPr>
-                <w:rFonts w:ascii="Courier New" w:eastAsia="Courier New" w:hAnsi="Courier New" w:cs="Courier New"/>
-                <w:b w:val="0"/>
-                <w:bCs w:val="0"/>
-                <w:color w:val="000000"/>
-                <w:sz w:val="16"/>
-                <w:szCs w:val="16"/>
-              </w:rPr>
-            </w:pPr>
-            <w:r>
-              <w:rPr>
-                <w:rFonts w:ascii="Courier New" w:eastAsia="Courier New" w:hAnsi="Courier New" w:cs="Courier New"/>
-                <w:b w:val="0"/>
-                <w:bCs w:val="0"/>
-                <w:color w:val="000000"/>
-                <w:sz w:val="16"/>
-                <w:szCs w:val="16"/>
-              </w:rPr>
-              <w:t xml:space="preserve">for (int </w:t>
-            </w:r>
-            <w:proofErr w:type="spellStart"/>
-            <w:r>
-              <w:rPr>
-                <w:rFonts w:ascii="Courier New" w:eastAsia="Courier New" w:hAnsi="Courier New" w:cs="Courier New"/>
-                <w:b w:val="0"/>
-                <w:bCs w:val="0"/>
-                <w:color w:val="000000"/>
-                <w:sz w:val="16"/>
-                <w:szCs w:val="16"/>
-              </w:rPr>
-              <w:t>i</w:t>
-            </w:r>
-            <w:proofErr w:type="spellEnd"/>
-            <w:r>
-              <w:rPr>
-                <w:rFonts w:ascii="Courier New" w:eastAsia="Courier New" w:hAnsi="Courier New" w:cs="Courier New"/>
-                <w:b w:val="0"/>
-                <w:bCs w:val="0"/>
-                <w:color w:val="000000"/>
-                <w:sz w:val="16"/>
-                <w:szCs w:val="16"/>
-              </w:rPr>
-              <w:t xml:space="preserve"> = 0; </w:t>
-            </w:r>
-            <w:proofErr w:type="spellStart"/>
-            <w:r>
-              <w:rPr>
-                <w:rFonts w:ascii="Courier New" w:eastAsia="Courier New" w:hAnsi="Courier New" w:cs="Courier New"/>
-                <w:b w:val="0"/>
-                <w:bCs w:val="0"/>
-                <w:color w:val="000000"/>
-                <w:sz w:val="16"/>
-                <w:szCs w:val="16"/>
-              </w:rPr>
-              <w:t>i</w:t>
-            </w:r>
-            <w:proofErr w:type="spellEnd"/>
-            <w:r>
-              <w:rPr>
-                <w:rFonts w:ascii="Courier New" w:eastAsia="Courier New" w:hAnsi="Courier New" w:cs="Courier New"/>
-                <w:b w:val="0"/>
-                <w:bCs w:val="0"/>
-                <w:color w:val="000000"/>
-                <w:sz w:val="16"/>
-                <w:szCs w:val="16"/>
-              </w:rPr>
-              <w:t xml:space="preserve"> &lt;= steps; </w:t>
-            </w:r>
-            <w:proofErr w:type="spellStart"/>
-            <w:r>
-              <w:rPr>
-                <w:rFonts w:ascii="Courier New" w:eastAsia="Courier New" w:hAnsi="Courier New" w:cs="Courier New"/>
-                <w:b w:val="0"/>
-                <w:bCs w:val="0"/>
-                <w:color w:val="000000"/>
-                <w:sz w:val="16"/>
-                <w:szCs w:val="16"/>
-              </w:rPr>
-              <w:t>i</w:t>
-            </w:r>
-            <w:proofErr w:type="spellEnd"/>
-            <w:r>
-              <w:rPr>
-                <w:rFonts w:ascii="Courier New" w:eastAsia="Courier New" w:hAnsi="Courier New" w:cs="Courier New"/>
-                <w:b w:val="0"/>
-                <w:bCs w:val="0"/>
-                <w:color w:val="000000"/>
-                <w:sz w:val="16"/>
-                <w:szCs w:val="16"/>
-              </w:rPr>
-              <w:t>+</w:t>
-            </w:r>
-            <w:proofErr w:type="gramStart"/>
-            <w:r>
-              <w:rPr>
-                <w:rFonts w:ascii="Courier New" w:eastAsia="Courier New" w:hAnsi="Courier New" w:cs="Courier New"/>
-                <w:b w:val="0"/>
-                <w:bCs w:val="0"/>
-                <w:color w:val="000000"/>
-                <w:sz w:val="16"/>
-                <w:szCs w:val="16"/>
-              </w:rPr>
-              <w:t>+) {</w:t>
-            </w:r>
-            <w:proofErr w:type="gramEnd"/>
-          </w:p>
-          <w:p>
-            <w:pPr>
-              <w:pStyle w:val="Heading2"/>
-              <w:rPr>
-                <w:rFonts w:ascii="Courier New" w:eastAsia="Courier New" w:hAnsi="Courier New" w:cs="Courier New"/>
-                <w:b w:val="0"/>
-                <w:bCs w:val="0"/>
-                <w:color w:val="000000"/>
-                <w:sz w:val="16"/>
-                <w:szCs w:val="16"/>
-              </w:rPr>
-            </w:pPr>
-            <w:r>
-              <w:rPr>
-                <w:rFonts w:ascii="Courier New" w:eastAsia="Courier New" w:hAnsi="Courier New" w:cs="Courier New"/>
-                <w:b w:val="0"/>
-                <w:bCs w:val="0"/>
-                <w:color w:val="000000"/>
-                <w:sz w:val="16"/>
-                <w:szCs w:val="16"/>
-              </w:rPr>
-              <w:t xml:space="preserve">    plot(round(x), round(y));</w:t>
-            </w:r>
-          </w:p>
-          <w:p>
-            <w:pPr>
-              <w:pStyle w:val="Heading2"/>
-              <w:rPr>
-                <w:rFonts w:ascii="Courier New" w:eastAsia="Courier New" w:hAnsi="Courier New" w:cs="Courier New"/>
-                <w:b w:val="0"/>
-                <w:bCs w:val="0"/>
-                <w:color w:val="000000"/>
-                <w:sz w:val="16"/>
-                <w:szCs w:val="16"/>
-              </w:rPr>
-            </w:pPr>
-            <w:r>
-              <w:rPr>
-                <w:rFonts w:ascii="Courier New" w:eastAsia="Courier New" w:hAnsi="Courier New" w:cs="Courier New"/>
-                <w:b w:val="0"/>
-                <w:bCs w:val="0"/>
-                <w:color w:val="000000"/>
-                <w:sz w:val="16"/>
-                <w:szCs w:val="16"/>
-              </w:rPr>
-              <w:t xml:space="preserve">    x += </w:t>
-            </w:r>
-            <w:proofErr w:type="spellStart"/>
-            <w:r>
-              <w:rPr>
-                <w:rFonts w:ascii="Courier New" w:eastAsia="Courier New" w:hAnsi="Courier New" w:cs="Courier New"/>
-                <w:b w:val="0"/>
-                <w:bCs w:val="0"/>
-                <w:color w:val="000000"/>
-                <w:sz w:val="16"/>
-                <w:szCs w:val="16"/>
-              </w:rPr>
-              <w:t>xInc</w:t>
-            </w:r>
-            <w:proofErr w:type="spellEnd"/>
-            <w:r>
-              <w:rPr>
-                <w:rFonts w:ascii="Courier New" w:eastAsia="Courier New" w:hAnsi="Courier New" w:cs="Courier New"/>
-                <w:b w:val="0"/>
-                <w:bCs w:val="0"/>
-                <w:color w:val="000000"/>
-                <w:sz w:val="16"/>
-                <w:szCs w:val="16"/>
-              </w:rPr>
-              <w:t>;</w:t>
-            </w:r>
-          </w:p>
-          <w:p>
-            <w:pPr>
-              <w:pStyle w:val="Heading2"/>
-              <w:rPr>
-                <w:rFonts w:ascii="Courier New" w:eastAsia="Courier New" w:hAnsi="Courier New" w:cs="Courier New"/>
-                <w:b w:val="0"/>
-                <w:bCs w:val="0"/>
-                <w:color w:val="000000"/>
-                <w:sz w:val="16"/>
-                <w:szCs w:val="16"/>
-              </w:rPr>
-            </w:pPr>
-            <w:r>
-              <w:rPr>
-                <w:rFonts w:ascii="Courier New" w:eastAsia="Courier New" w:hAnsi="Courier New" w:cs="Courier New"/>
-                <w:b w:val="0"/>
-                <w:bCs w:val="0"/>
-                <w:color w:val="000000"/>
-                <w:sz w:val="16"/>
-                <w:szCs w:val="16"/>
-              </w:rPr>
-              <w:t xml:space="preserve">    y += </w:t>
-            </w:r>
-            <w:proofErr w:type="spellStart"/>
-            <w:r>
-              <w:rPr>
-                <w:rFonts w:ascii="Courier New" w:eastAsia="Courier New" w:hAnsi="Courier New" w:cs="Courier New"/>
-                <w:b w:val="0"/>
-                <w:bCs w:val="0"/>
-                <w:color w:val="000000"/>
-                <w:sz w:val="16"/>
-                <w:szCs w:val="16"/>
-              </w:rPr>
-              <w:t>yInc</w:t>
-            </w:r>
-            <w:proofErr w:type="spellEnd"/>
-            <w:r>
-              <w:rPr>
-                <w:rFonts w:ascii="Courier New" w:eastAsia="Courier New" w:hAnsi="Courier New" w:cs="Courier New"/>
-                <w:b w:val="0"/>
-                <w:bCs w:val="0"/>
-                <w:color w:val="000000"/>
-                <w:sz w:val="16"/>
-                <w:szCs w:val="16"/>
-              </w:rPr>
-              <w:t>;</w:t>
+              <w:t xml:space="preserve">    y += yInc;</w:t>
             </w:r>
           </w:p>
           <w:p>
@@ -2932,9 +2589,8 @@
           <w:szCs w:val="18"/>
         </w:rPr>
         <w:br/>
-      </w:r>
-      <w:proofErr w:type="spellStart"/>
-      <w:proofErr w:type="gramStart"/>
+        <w:t>plotEightPoints(cx, cy, x, y);</w:t>
+      </w:r>
       <w:r>
         <w:rPr>
           <w:rFonts w:ascii="Courier New" w:eastAsia="Courier New" w:hAnsi="Courier New" w:cs="Courier New"/>
@@ -2942,9 +2598,9 @@
           <w:sz w:val="18"/>
           <w:szCs w:val="18"/>
         </w:rPr>
-        <w:t>plotEightPoints</w:t>
-      </w:r>
-      <w:proofErr w:type="spellEnd"/>
+        <w:br/>
+        <w:t>while (x &lt; y) {</w:t>
+      </w:r>
       <w:r>
         <w:rPr>
           <w:rFonts w:ascii="Courier New" w:eastAsia="Courier New" w:hAnsi="Courier New" w:cs="Courier New"/>
@@ -2952,9 +2608,9 @@
           <w:sz w:val="18"/>
           <w:szCs w:val="18"/>
         </w:rPr>
-        <w:t>(</w:t>
-      </w:r>
-      <w:proofErr w:type="gramEnd"/>
+        <w:br/>
+        <w:t xml:space="preserve">    if (d &lt; 0) d += 2*x + 3;</w:t>
+      </w:r>
       <w:r>
         <w:rPr>
           <w:rFonts w:ascii="Courier New" w:eastAsia="Courier New" w:hAnsi="Courier New" w:cs="Courier New"/>
@@ -2962,7 +2618,8 @@
           <w:sz w:val="18"/>
           <w:szCs w:val="18"/>
         </w:rPr>
-        <w:t>cx, cy, x, y);</w:t>
+        <w:br/>
+        <w:t xml:space="preserve">    else { d += 2*(x - y) + 5; y--; }</w:t>
       </w:r>
       <w:r>
         <w:rPr>
@@ -2972,7 +2629,7 @@
           <w:szCs w:val="18"/>
         </w:rPr>
         <w:br/>
-        <w:t>while (x &lt; y) {</w:t>
+        <w:t xml:space="preserve">    x++;</w:t>
       </w:r>
       <w:r>
         <w:rPr>
@@ -2982,7 +2639,7 @@
           <w:szCs w:val="18"/>
         </w:rPr>
         <w:br/>
-        <w:t xml:space="preserve">    if (d &lt; 0) d += 2*x + 3;</w:t>
+        <w:t xml:space="preserve">    plotEightPoints(cx, cy, x, y);</w:t>
       </w:r>
       <w:r>
         <w:rPr>
@@ -2992,98 +2649,6 @@
           <w:szCs w:val="18"/>
         </w:rPr>
         <w:br/>
-        <w:t xml:space="preserve">    else </w:t>
-      </w:r>
-      <w:proofErr w:type="gramStart"/>
-      <w:r>
-        <w:rPr>
-          <w:rFonts w:ascii="Courier New" w:eastAsia="Courier New" w:hAnsi="Courier New" w:cs="Courier New"/>
-          <w:color w:val="000000"/>
-          <w:sz w:val="18"/>
-          <w:szCs w:val="18"/>
-        </w:rPr>
-        <w:t>{ d</w:t>
-      </w:r>
-      <w:proofErr w:type="gramEnd"/>
-      <w:r>
-        <w:rPr>
-          <w:rFonts w:ascii="Courier New" w:eastAsia="Courier New" w:hAnsi="Courier New" w:cs="Courier New"/>
-          <w:color w:val="000000"/>
-          <w:sz w:val="18"/>
-          <w:szCs w:val="18"/>
-        </w:rPr>
-        <w:t xml:space="preserve"> += 2*(x - y) + 5; y--</w:t>
-      </w:r>
-      <w:proofErr w:type="gramStart"/>
-      <w:r>
-        <w:rPr>
-          <w:rFonts w:ascii="Courier New" w:eastAsia="Courier New" w:hAnsi="Courier New" w:cs="Courier New"/>
-          <w:color w:val="000000"/>
-          <w:sz w:val="18"/>
-          <w:szCs w:val="18"/>
-        </w:rPr>
-        <w:t>; }</w:t>
-      </w:r>
-      <w:proofErr w:type="gramEnd"/>
-      <w:r>
-        <w:rPr>
-          <w:rFonts w:ascii="Courier New" w:eastAsia="Courier New" w:hAnsi="Courier New" w:cs="Courier New"/>
-          <w:color w:val="000000"/>
-          <w:sz w:val="18"/>
-          <w:szCs w:val="18"/>
-        </w:rPr>
-        <w:br/>
-        <w:t xml:space="preserve">    x++;</w:t>
-      </w:r>
-      <w:r>
-        <w:rPr>
-          <w:rFonts w:ascii="Courier New" w:eastAsia="Courier New" w:hAnsi="Courier New" w:cs="Courier New"/>
-          <w:color w:val="000000"/>
-          <w:sz w:val="18"/>
-          <w:szCs w:val="18"/>
-        </w:rPr>
-        <w:br/>
-        <w:t xml:space="preserve">    </w:t>
-      </w:r>
-      <w:proofErr w:type="spellStart"/>
-      <w:proofErr w:type="gramStart"/>
-      <w:r>
-        <w:rPr>
-          <w:rFonts w:ascii="Courier New" w:eastAsia="Courier New" w:hAnsi="Courier New" w:cs="Courier New"/>
-          <w:color w:val="000000"/>
-          <w:sz w:val="18"/>
-          <w:szCs w:val="18"/>
-        </w:rPr>
-        <w:t>plotEightPoints</w:t>
-      </w:r>
-      <w:proofErr w:type="spellEnd"/>
-      <w:r>
-        <w:rPr>
-          <w:rFonts w:ascii="Courier New" w:eastAsia="Courier New" w:hAnsi="Courier New" w:cs="Courier New"/>
-          <w:color w:val="000000"/>
-          <w:sz w:val="18"/>
-          <w:szCs w:val="18"/>
-        </w:rPr>
-        <w:t>(</w:t>
-      </w:r>
-      <w:proofErr w:type="gramEnd"/>
-      <w:r>
-        <w:rPr>
-          <w:rFonts w:ascii="Courier New" w:eastAsia="Courier New" w:hAnsi="Courier New" w:cs="Courier New"/>
-          <w:color w:val="000000"/>
-          <w:sz w:val="18"/>
-          <w:szCs w:val="18"/>
-        </w:rPr>
-        <w:t>cx, cy, x, y);</w:t>
-      </w:r>
-      <w:r>
-        <w:rPr>
-          <w:rFonts w:ascii="Courier New" w:eastAsia="Courier New" w:hAnsi="Courier New" w:cs="Courier New"/>
-          <w:color w:val="000000"/>
-          <w:sz w:val="18"/>
-          <w:szCs w:val="18"/>
-        </w:rPr>
-        <w:br/>
         <w:t>}</w:t>
       </w:r>
     </w:p>
@@ -3101,7 +2666,6 @@
           <w:color w:val="auto"/>
         </w:rPr>
       </w:pPr>
-      <w:proofErr w:type="gramStart"/>
       <w:r>
         <w:rPr>
           <w:color w:val="auto"/>
@@ -3113,14 +2677,7 @@
         <w:rPr>
           <w:color w:val="auto"/>
         </w:rPr>
-        <w:t xml:space="preserve"> Simple</w:t>
-      </w:r>
-      <w:proofErr w:type="gramEnd"/>
-      <w:r>
-        <w:rPr>
-          <w:color w:val="auto"/>
-        </w:rPr>
-        <w:t xml:space="preserve"> Motion Patterns Used in the Animation</w:t>
+        <w:t xml:space="preserve"> Simple Motion Patterns Used in the Animation</w:t>
       </w:r>
     </w:p>
     <w:p>
@@ -3148,52 +2705,89 @@
         <w:rPr>
           <w:rStyle w:val="HTMLCode"/>
         </w:rPr>
-        <w:t xml:space="preserve">y = </w:t>
-      </w:r>
-      <w:proofErr w:type="spellStart"/>
+        <w:t>y = floodLevel + 7 sin(0.035 x + 0.12 frameCount)</w:t>
+      </w:r>
+      <w:r>
+        <w:t xml:space="preserve"> - the edge of the flood water is drawn as a sequence of short line segments, and adding the sine term to each one makes the surface ripple instead of staying flat.</w:t>
+      </w:r>
+    </w:p>
+    <w:p>
+      <w:pPr>
+        <w:pStyle w:val="NormalWeb"/>
+      </w:pPr>
+      <w:r>
+        <w:t xml:space="preserve">• Character movement: </w:t>
+      </w:r>
       <w:r>
         <w:rPr>
           <w:rStyle w:val="HTMLCode"/>
         </w:rPr>
-        <w:t>floodLevel</w:t>
-      </w:r>
-      <w:proofErr w:type="spellEnd"/>
+        <w:t>position = start + (end - start) t</w:t>
+      </w:r>
+      <w:r>
+        <w:t xml:space="preserve">, where </w:t>
+      </w:r>
       <w:r>
         <w:rPr>
           <w:rStyle w:val="HTMLCode"/>
         </w:rPr>
-        <w:t xml:space="preserve"> + 7 </w:t>
-      </w:r>
-      <w:proofErr w:type="gramStart"/>
+        <w:t>t</w:t>
+      </w:r>
+      <w:r>
+        <w:t xml:space="preserve"> runs from </w:t>
+      </w:r>
       <w:r>
         <w:rPr>
           <w:rStyle w:val="HTMLCode"/>
         </w:rPr>
-        <w:t>sin(</w:t>
-      </w:r>
-      <w:proofErr w:type="gramEnd"/>
+        <w:t>0</w:t>
+      </w:r>
+      <w:r>
+        <w:t xml:space="preserve"> to </w:t>
+      </w:r>
       <w:r>
         <w:rPr>
           <w:rStyle w:val="HTMLCode"/>
         </w:rPr>
-        <w:t xml:space="preserve">0.035 x + 0.12 </w:t>
-      </w:r>
-      <w:proofErr w:type="spellStart"/>
+        <w:t>1</w:t>
+      </w:r>
+      <w:r>
+        <w:t xml:space="preserve"> - linear interpolation, used to slide escaping residents and rescued people from a doorway down to a target point on the street.</w:t>
+      </w:r>
+    </w:p>
+    <w:p>
+      <w:pPr>
+        <w:pStyle w:val="NormalWeb"/>
+      </w:pPr>
+      <w:r>
+        <w:t xml:space="preserve">• Shake and flicker: </w:t>
+      </w:r>
       <w:r>
         <w:rPr>
           <w:rStyle w:val="HTMLCode"/>
         </w:rPr>
-        <w:t>frameCount</w:t>
-      </w:r>
-      <w:proofErr w:type="spellEnd"/>
+        <w:t>offset = A sin(k frameCount)</w:t>
+      </w:r>
+      <w:r>
+        <w:t xml:space="preserve"> - the same oscillation with a different amplitude </w:t>
+      </w:r>
       <w:r>
         <w:rPr>
           <w:rStyle w:val="HTMLCode"/>
         </w:rPr>
-        <w:t>)</w:t>
-      </w:r>
-      <w:r>
-        <w:t xml:space="preserve"> - the edge of the flood water is drawn as a sequence of short line segments, and adding the sine term to each one makes the surface ripple instead of staying flat.</w:t>
+        <w:t>A</w:t>
+      </w:r>
+      <w:r>
+        <w:t xml:space="preserve"> and speed </w:t>
+      </w:r>
+      <w:r>
+        <w:rPr>
+          <w:rStyle w:val="HTMLCode"/>
+        </w:rPr>
+        <w:t>k</w:t>
+      </w:r>
+      <w:r>
+        <w:t xml:space="preserve"> drives the earthquake camera shake, the flame flicker, waving and walking limbs, swaying trees, and bird wing flaps.</w:t>
       </w:r>
     </w:p>
     <w:p>
@@ -3201,51 +2795,25 @@
         <w:pStyle w:val="NormalWeb"/>
       </w:pPr>
       <w:r>
-        <w:t xml:space="preserve">• Character movement: </w:t>
+        <w:t xml:space="preserve">• Circles and rays: </w:t>
       </w:r>
       <w:r>
         <w:rPr>
           <w:rStyle w:val="HTMLCode"/>
         </w:rPr>
-        <w:t>position = start + (end - start) t</w:t>
-      </w:r>
-      <w:r>
-        <w:t xml:space="preserve">, where </w:t>
+        <w:t>x = cx + r cos(theta)</w:t>
+      </w:r>
+      <w:r>
+        <w:t xml:space="preserve">, </w:t>
       </w:r>
       <w:r>
         <w:rPr>
           <w:rStyle w:val="HTMLCode"/>
         </w:rPr>
-        <w:t>t</w:t>
-      </w:r>
-      <w:r>
-        <w:t xml:space="preserve"> runs from </w:t>
-      </w:r>
-      <w:r>
-        <w:rPr>
-          <w:rStyle w:val="HTMLCode"/>
-        </w:rPr>
-        <w:t>0</w:t>
-      </w:r>
-      <w:r>
-        <w:t xml:space="preserve"> to </w:t>
-      </w:r>
-      <w:r>
-        <w:rPr>
-          <w:rStyle w:val="HTMLCode"/>
-        </w:rPr>
-        <w:t>1</w:t>
-      </w:r>
-      <w:r>
-        <w:t xml:space="preserve"> - linear interpolation, used to slide escaping residents and </w:t>
-      </w:r>
-      <w:proofErr w:type="gramStart"/>
-      <w:r>
-        <w:t>rescued</w:t>
-      </w:r>
-      <w:proofErr w:type="gramEnd"/>
-      <w:r>
-        <w:t xml:space="preserve"> people from a doorway down to a target point on the street.</w:t>
+        <w:t>y = cy + r sin(theta)</w:t>
+      </w:r>
+      <w:r>
+        <w:t xml:space="preserve"> - points spread around a ring at a fixed radius, used for the sun, the layered glow around the moon, and the round lamps.</w:t>
       </w:r>
     </w:p>
     <w:p>
@@ -3253,112 +2821,7 @@
         <w:pStyle w:val="NormalWeb"/>
       </w:pPr>
       <w:r>
-        <w:t xml:space="preserve">• Shake and flicker: </w:t>
-      </w:r>
-      <w:r>
-        <w:rPr>
-          <w:rStyle w:val="HTMLCode"/>
-        </w:rPr>
-        <w:t xml:space="preserve">offset = A </w:t>
-      </w:r>
-      <w:proofErr w:type="gramStart"/>
-      <w:r>
-        <w:rPr>
-          <w:rStyle w:val="HTMLCode"/>
-        </w:rPr>
-        <w:t>sin(</w:t>
-      </w:r>
-      <w:proofErr w:type="gramEnd"/>
-      <w:r>
-        <w:rPr>
-          <w:rStyle w:val="HTMLCode"/>
-        </w:rPr>
-        <w:t xml:space="preserve">k </w:t>
-      </w:r>
-      <w:proofErr w:type="spellStart"/>
-      <w:r>
-        <w:rPr>
-          <w:rStyle w:val="HTMLCode"/>
-        </w:rPr>
-        <w:t>frameCount</w:t>
-      </w:r>
-      <w:proofErr w:type="spellEnd"/>
-      <w:r>
-        <w:rPr>
-          <w:rStyle w:val="HTMLCode"/>
-        </w:rPr>
-        <w:t>)</w:t>
-      </w:r>
-      <w:r>
-        <w:t xml:space="preserve"> - the same oscillation with a different amplitude </w:t>
-      </w:r>
-      <w:r>
-        <w:rPr>
-          <w:rStyle w:val="HTMLCode"/>
-        </w:rPr>
-        <w:t>A</w:t>
-      </w:r>
-      <w:r>
-        <w:t xml:space="preserve"> and speed </w:t>
-      </w:r>
-      <w:r>
-        <w:rPr>
-          <w:rStyle w:val="HTMLCode"/>
-        </w:rPr>
-        <w:t>k</w:t>
-      </w:r>
-      <w:r>
-        <w:t xml:space="preserve"> drives the earthquake camera shake, the flame flicker, waving and walking limbs, swaying trees, and bird wing flaps.</w:t>
-      </w:r>
-    </w:p>
-    <w:p>
-      <w:pPr>
-        <w:pStyle w:val="NormalWeb"/>
-      </w:pPr>
-      <w:r>
-        <w:t xml:space="preserve">• Circles and rays: </w:t>
-      </w:r>
-      <w:r>
-        <w:rPr>
-          <w:rStyle w:val="HTMLCode"/>
-        </w:rPr>
-        <w:t>x = cx + r cos(theta)</w:t>
-      </w:r>
-      <w:r>
-        <w:t xml:space="preserve">, </w:t>
-      </w:r>
-      <w:r>
-        <w:rPr>
-          <w:rStyle w:val="HTMLCode"/>
-        </w:rPr>
-        <w:t>y = cy + r sin(theta)</w:t>
-      </w:r>
-      <w:r>
-        <w:t xml:space="preserve"> - points spread around a ring at a fixed radius, used for the sun, the layered glow around the moon, and the round lamps.</w:t>
-      </w:r>
-    </w:p>
-    <w:p>
-      <w:pPr>
-        <w:pStyle w:val="NormalWeb"/>
-      </w:pPr>
-      <w:r>
-        <w:t xml:space="preserve">None of these is complicated on </w:t>
-      </w:r>
-      <w:proofErr w:type="gramStart"/>
-      <w:r>
-        <w:t>its</w:t>
-      </w:r>
-      <w:proofErr w:type="gramEnd"/>
-      <w:r>
-        <w:t xml:space="preserve"> own; they are used mostly to avoid </w:t>
-      </w:r>
-      <w:proofErr w:type="gramStart"/>
-      <w:r>
-        <w:t>hard-coding</w:t>
-      </w:r>
-      <w:proofErr w:type="gramEnd"/>
-      <w:r>
-        <w:t xml:space="preserve"> every frame of the animation. The busier scenes, such as the flood, simply combine several of them at once.</w:t>
+        <w:t>None of these is complicated on its own; they are used mostly to avoid hard-coding every frame of the animation. The busier scenes, such as the flood, simply combine several of them at once.</w:t>
       </w:r>
     </w:p>
     <w:p>
@@ -3375,10 +2838,7 @@
         <w:spacing w:line="360" w:lineRule="auto"/>
       </w:pPr>
       <w:r>
-        <w:t>6</w:t>
-      </w:r>
-      <w:r>
-        <w:t xml:space="preserve">. </w:t>
+        <w:t xml:space="preserve">6. </w:t>
       </w:r>
       <w:r>
         <w:t>Instructions section</w:t>
@@ -3815,10 +3275,7 @@
       </w:pPr>
       <w:r>
         <w:lastRenderedPageBreak/>
-        <w:t>7</w:t>
-      </w:r>
-      <w:r>
-        <w:t>. Scenario Descriptions</w:t>
+        <w:t>7. Scenario Descriptions</w:t>
       </w:r>
     </w:p>
     <w:p>
@@ -3839,10 +3296,7 @@
         <w:spacing w:line="360" w:lineRule="auto"/>
       </w:pPr>
       <w:r>
-        <w:t>7</w:t>
-      </w:r>
-      <w:r>
-        <w:t>.1 Intro Screen</w:t>
+        <w:t>7.1 Intro Screen</w:t>
       </w:r>
     </w:p>
     <w:p>
@@ -4005,10 +3459,7 @@
       </w:pPr>
       <w:r>
         <w:lastRenderedPageBreak/>
-        <w:t>7</w:t>
-      </w:r>
-      <w:r>
-        <w:t>.2 Normal City</w:t>
+        <w:t>7.2 Normal City</w:t>
       </w:r>
     </w:p>
     <w:p>
@@ -4024,7 +3475,7 @@
           <w:noProof/>
         </w:rPr>
         <w:drawing>
-          <wp:anchor distT="0" distB="0" distL="114300" distR="114300" simplePos="0" relativeHeight="251659264" behindDoc="0" locked="0" layoutInCell="1" allowOverlap="1" wp14:anchorId="4FE91A17" wp14:editId="54539EC6">
+          <wp:anchor distT="0" distB="0" distL="114300" distR="114300" simplePos="0" relativeHeight="251659264" behindDoc="0" locked="0" layoutInCell="1" allowOverlap="1" wp14:anchorId="4FE91A17" wp14:editId="6AA3C27B">
             <wp:simplePos x="0" y="0"/>
             <wp:positionH relativeFrom="column">
               <wp:posOffset>494665</wp:posOffset>
@@ -4263,10 +3714,7 @@
       </w:pPr>
       <w:r>
         <w:lastRenderedPageBreak/>
-        <w:t>7</w:t>
-      </w:r>
-      <w:r>
-        <w:t>.3 Earthquake</w:t>
+        <w:t>7.3 Earthquake</w:t>
       </w:r>
     </w:p>
     <w:p>
@@ -4333,15 +3781,7 @@
         <w:jc w:val="center"/>
       </w:pPr>
       <w:r>
-        <w:t xml:space="preserve">Figure 3: Earthquake - road cracks, </w:t>
-      </w:r>
-      <w:proofErr w:type="gramStart"/>
-      <w:r>
-        <w:t>falling debris</w:t>
-      </w:r>
-      <w:proofErr w:type="gramEnd"/>
-      <w:r>
-        <w:t xml:space="preserve"> and people running out of the buildings</w:t>
+        <w:t>Figure 3: Earthquake - road cracks, falling debris and people running out of the buildings</w:t>
       </w:r>
     </w:p>
     <w:p>
@@ -4405,10 +3845,7 @@
       </w:pPr>
       <w:r>
         <w:lastRenderedPageBreak/>
-        <w:t>7</w:t>
-      </w:r>
-      <w:r>
-        <w:t>.4 Fire</w:t>
+        <w:t>7.4 Fire</w:t>
       </w:r>
     </w:p>
     <w:p>
@@ -4420,21 +3857,7 @@
         <w:rPr>
           <w:color w:val="000000"/>
         </w:rPr>
-        <w:t xml:space="preserve">Flames and a column of smoke rise from two windows of the apartment. The fire truck stands on the road with a ladder on top and its siren flashing, and a resident leans out of an open window waving for help. The player </w:t>
-      </w:r>
-      <w:proofErr w:type="gramStart"/>
-      <w:r>
-        <w:rPr>
-          <w:color w:val="000000"/>
-        </w:rPr>
-        <w:t>aims</w:t>
-      </w:r>
-      <w:proofErr w:type="gramEnd"/>
-      <w:r>
-        <w:rPr>
-          <w:color w:val="000000"/>
-        </w:rPr>
-        <w:t xml:space="preserve"> the hose with J and L, raises or lowers it with I and K, and presses W to spray water. Three people are carried out and walk toward the ambulance, which waits on the right side of the road.</w:t>
+        <w:t>Flames and a column of smoke rise from two windows of the apartment. The fire truck stands on the road with a ladder on top and its siren flashing, and a resident leans out of an open window waving for help. The player aims the hose with J and L, raises or lowers it with I and K, and presses W to spray water. Three people are carried out and walk toward the ambulance, which waits on the right side of the road.</w:t>
       </w:r>
     </w:p>
     <w:p>
@@ -4561,10 +3984,7 @@
       </w:pPr>
       <w:r>
         <w:lastRenderedPageBreak/>
-        <w:t>7</w:t>
-      </w:r>
-      <w:r>
-        <w:t>.5 Flood</w:t>
+        <w:t>7.5 Flood</w:t>
       </w:r>
     </w:p>
     <w:p>
@@ -4576,21 +3996,7 @@
         <w:rPr>
           <w:color w:val="000000"/>
         </w:rPr>
-        <w:t xml:space="preserve">The water level climbs steadily from the bottom until it covers most of the road. The top edge of the water ripples, small wave lines run across the surface, and a rescue boat crosses from left to right carrying two responders. As the level rises, windows on all three buildings slide open in sequence and a resident appears in each one calling for help. A piece of wood floats and bobs on the surface near the </w:t>
-      </w:r>
-      <w:proofErr w:type="spellStart"/>
-      <w:r>
-        <w:rPr>
-          <w:color w:val="000000"/>
-        </w:rPr>
-        <w:t>centre</w:t>
-      </w:r>
-      <w:proofErr w:type="spellEnd"/>
-      <w:r>
-        <w:rPr>
-          <w:color w:val="000000"/>
-        </w:rPr>
-        <w:t>.</w:t>
+        <w:t>The water level climbs steadily from the bottom until it covers most of the road. The top edge of the water ripples, small wave lines run across the surface, and a rescue boat crosses from left to right carrying two responders. As the level rises, windows on all three buildings slide open in sequence and a resident appears in each one calling for help. A piece of wood floats and bobs on the surface near the centre.</w:t>
       </w:r>
     </w:p>
     <w:p>
@@ -4709,10 +4115,7 @@
       </w:pPr>
       <w:r>
         <w:lastRenderedPageBreak/>
-        <w:t>7</w:t>
-      </w:r>
-      <w:r>
-        <w:t>.6 Storm</w:t>
+        <w:t>7.6 Storm</w:t>
       </w:r>
     </w:p>
     <w:p>
@@ -4843,10 +4246,7 @@
       </w:pPr>
       <w:r>
         <w:lastRenderedPageBreak/>
-        <w:t>7</w:t>
-      </w:r>
-      <w:r>
-        <w:t>.7 Road Accident</w:t>
+        <w:t>7.7 Road Accident</w:t>
       </w:r>
     </w:p>
     <w:p>
@@ -4858,35 +4258,7 @@
         <w:rPr>
           <w:color w:val="000000"/>
         </w:rPr>
-        <w:t xml:space="preserve">Two cars have collided in the middle of the road and </w:t>
-      </w:r>
-      <w:proofErr w:type="gramStart"/>
-      <w:r>
-        <w:rPr>
-          <w:color w:val="000000"/>
-        </w:rPr>
-        <w:t>are drawn</w:t>
-      </w:r>
-      <w:proofErr w:type="gramEnd"/>
-      <w:r>
-        <w:rPr>
-          <w:color w:val="000000"/>
-        </w:rPr>
-        <w:t xml:space="preserve"> crumpled, one facing right and one flipped and facing left. Behind them, dark skid marks show where the driver braked, and a scatter of pale glass lies between the two cars. An ambulance drives in from the right and stops, one officer stands in the road directing traffic, and a small crowd and a lying injured pedestrian are gathered on the sidewalk. Cones and barriers close off the two ends of the </w:t>
-      </w:r>
-      <w:proofErr w:type="gramStart"/>
-      <w:r>
-        <w:rPr>
-          <w:color w:val="000000"/>
-        </w:rPr>
-        <w:t>road</w:t>
-      </w:r>
-      <w:proofErr w:type="gramEnd"/>
-      <w:r>
-        <w:rPr>
-          <w:color w:val="000000"/>
-        </w:rPr>
-        <w:t xml:space="preserve"> so the area is clearly blocked.</w:t>
+        <w:t>Two cars have collided in the middle of the road and are drawn crumpled, one facing right and one flipped and facing left. Behind them, dark skid marks show where the driver braked, and a scatter of pale glass lies between the two cars. An ambulance drives in from the right and stops, one officer stands in the road directing traffic, and a small crowd and a lying injured pedestrian are gathered on the sidewalk. Cones and barriers close off the two ends of the road so the area is clearly blocked.</w:t>
       </w:r>
     </w:p>
     <w:p>
@@ -5005,10 +4377,7 @@
       </w:pPr>
       <w:r>
         <w:lastRenderedPageBreak/>
-        <w:t>7</w:t>
-      </w:r>
-      <w:r>
-        <w:t>.8 Ending Screen</w:t>
+        <w:t>7.8 Ending Screen</w:t>
       </w:r>
     </w:p>
     <w:p>
@@ -5093,10 +4462,7 @@
         <w:spacing w:line="360" w:lineRule="auto"/>
       </w:pPr>
       <w:r>
-        <w:t>8</w:t>
-      </w:r>
-      <w:r>
-        <w:t>. Limitations &amp; Future Improvements</w:t>
+        <w:t>8. Limitations &amp; Future Improvements</w:t>
       </w:r>
     </w:p>
     <w:p>
@@ -5105,23 +4471,7 @@
         <w:jc w:val="both"/>
       </w:pPr>
       <w:r>
-        <w:t xml:space="preserve">The project is a course submission, so it </w:t>
-      </w:r>
-      <w:proofErr w:type="spellStart"/>
-      <w:r>
-        <w:t>favours</w:t>
-      </w:r>
-      <w:proofErr w:type="spellEnd"/>
-      <w:r>
-        <w:t xml:space="preserve"> simple, predictable </w:t>
-      </w:r>
-      <w:proofErr w:type="spellStart"/>
-      <w:r>
-        <w:t>behaviour</w:t>
-      </w:r>
-      <w:proofErr w:type="spellEnd"/>
-      <w:r>
-        <w:t xml:space="preserve"> over systems a game engine would provide. The main things that are missing or simplified are listed below.</w:t>
+        <w:t>The project is a course submission, so it favours simple, predictable behaviour over systems a game engine would provide. The main things that are missing or simplified are listed below.</w:t>
       </w:r>
     </w:p>
     <w:p>
@@ -5152,15 +4502,7 @@
         <w:jc w:val="both"/>
       </w:pPr>
       <w:r>
-        <w:t xml:space="preserve">• Sound is the other large gap. All the feedback in the project is visual, so the alarm and the weather are silent. For a group project this was a simple and safe choice, but it is also the first thing that would be added </w:t>
-      </w:r>
-      <w:proofErr w:type="gramStart"/>
-      <w:r>
-        <w:t>in</w:t>
-      </w:r>
-      <w:proofErr w:type="gramEnd"/>
-      <w:r>
-        <w:t xml:space="preserve"> a later version.</w:t>
+        <w:t>• Sound is the other large gap. All the feedback in the project is visual, so the alarm and the weather are silent. For a group project this was a simple and safe choice, but it is also the first thing that would be added in a later version.</w:t>
       </w:r>
     </w:p>
     <w:p>
@@ -5234,10 +4576,7 @@
         <w:spacing w:line="360" w:lineRule="auto"/>
       </w:pPr>
       <w:r>
-        <w:t>9</w:t>
-      </w:r>
-      <w:r>
-        <w:t>. Conclusion</w:t>
+        <w:t>9. Conclusion</w:t>
       </w:r>
     </w:p>
     <w:p>
@@ -5252,63 +4591,7 @@
         <w:rPr>
           <w:color w:val="000000"/>
         </w:rPr>
-        <w:t xml:space="preserve">Looking back, the project successfully transformed a set of simple geometric shapes into a small city that changes through six different situations, from normal daily life to </w:t>
-      </w:r>
-      <w:proofErr w:type="gramStart"/>
-      <w:r>
-        <w:rPr>
-          <w:color w:val="000000"/>
-        </w:rPr>
-        <w:t>earthquake</w:t>
-      </w:r>
-      <w:proofErr w:type="gramEnd"/>
-      <w:r>
-        <w:rPr>
-          <w:color w:val="000000"/>
-        </w:rPr>
-        <w:t xml:space="preserve">, fire, </w:t>
-      </w:r>
-      <w:proofErr w:type="gramStart"/>
-      <w:r>
-        <w:rPr>
-          <w:color w:val="000000"/>
-        </w:rPr>
-        <w:t>flood</w:t>
-      </w:r>
-      <w:proofErr w:type="gramEnd"/>
-      <w:r>
-        <w:rPr>
-          <w:color w:val="000000"/>
-        </w:rPr>
-        <w:t xml:space="preserve">, </w:t>
-      </w:r>
-      <w:proofErr w:type="gramStart"/>
-      <w:r>
-        <w:rPr>
-          <w:color w:val="000000"/>
-        </w:rPr>
-        <w:t>storm</w:t>
-      </w:r>
-      <w:proofErr w:type="gramEnd"/>
-      <w:r>
-        <w:rPr>
-          <w:color w:val="000000"/>
-        </w:rPr>
-        <w:t xml:space="preserve">, and road </w:t>
-      </w:r>
-      <w:proofErr w:type="gramStart"/>
-      <w:r>
-        <w:rPr>
-          <w:color w:val="000000"/>
-        </w:rPr>
-        <w:t>accident</w:t>
-      </w:r>
-      <w:proofErr w:type="gramEnd"/>
-      <w:r>
-        <w:rPr>
-          <w:color w:val="000000"/>
-        </w:rPr>
-        <w:t xml:space="preserve">. Because the entire environment is drawn with basic OpenGL primitives, the city remains visually consistent across all scenes, which helps each situation feel like part of the same world rather than separate demonstrations. </w:t>
+        <w:t xml:space="preserve">Looking back, the project successfully transformed a set of simple geometric shapes into a small city that changes through six different situations, from normal daily life to earthquake, fire, flood, storm, and road accident. Because the entire environment is drawn with basic OpenGL primitives, the city remains visually consistent across all scenes, which helps each situation feel like part of the same world rather than separate demonstrations. </w:t>
       </w:r>
     </w:p>
     <w:p>
@@ -5323,21 +4606,7 @@
         <w:rPr>
           <w:color w:val="000000"/>
         </w:rPr>
-        <w:t xml:space="preserve">The most important part of the work was the animation design—deciding what moves in each scene and how to keep the motion smooth, controlled, and visually clear. Working as a five-member team also </w:t>
-      </w:r>
-      <w:proofErr w:type="gramStart"/>
-      <w:r>
-        <w:rPr>
-          <w:color w:val="000000"/>
-        </w:rPr>
-        <w:t>required</w:t>
-      </w:r>
-      <w:proofErr w:type="gramEnd"/>
-      <w:r>
-        <w:rPr>
-          <w:color w:val="000000"/>
-        </w:rPr>
-        <w:t xml:space="preserve"> dividing the codebase carefully so that different modules could be handled independently. Overall, the project delivers a fully hand-built 2D disaster simulation and provides a solid base for adding more scenes, stronger interactions, and additional visual effects in the future</w:t>
+        <w:t>The most important part of the work was the animation design—deciding what moves in each scene and how to keep the motion smooth, controlled, and visually clear. Working as a five-member team also required dividing the codebase carefully so that different modules could be handled independently. Overall, the project delivers a fully hand-built 2D disaster simulation and provides a solid base for adding more scenes, stronger interactions, and additional visual effects in the future</w:t>
       </w:r>
       <w:r>
         <w:rPr>
@@ -5355,10 +4624,7 @@
         <w:spacing w:line="360" w:lineRule="auto"/>
       </w:pPr>
       <w:r>
-        <w:t>10</w:t>
-      </w:r>
-      <w:r>
-        <w:t>. Source Code</w:t>
+        <w:t>10. Source Code</w:t>
       </w:r>
     </w:p>
     <w:p>
@@ -5382,34 +4648,16 @@
           <w:color w:val="555555"/>
         </w:rPr>
       </w:pPr>
-      <w:proofErr w:type="gramStart"/>
-      <w:r>
-        <w:rPr>
-          <w:i/>
-          <w:iCs/>
-          <w:color w:val="555555"/>
-        </w:rPr>
-        <w:t>[ Paste</w:t>
-      </w:r>
-      <w:proofErr w:type="gramEnd"/>
-      <w:r>
-        <w:rPr>
-          <w:i/>
-          <w:iCs/>
-          <w:color w:val="555555"/>
-        </w:rPr>
-        <w:t xml:space="preserve"> GitHub repository link </w:t>
-      </w:r>
-      <w:proofErr w:type="gramStart"/>
-      <w:r>
-        <w:rPr>
-          <w:i/>
-          <w:iCs/>
-          <w:color w:val="555555"/>
-        </w:rPr>
-        <w:t>here ]</w:t>
-      </w:r>
-      <w:proofErr w:type="gramEnd"/>
+      <w:hyperlink r:id="rId20" w:history="1">
+        <w:r>
+          <w:rPr>
+            <w:rStyle w:val="Hyperlink"/>
+            <w:i/>
+            <w:iCs/>
+          </w:rPr>
+          <w:t>https://github.com/mhtamim136/2D-City-Disaster-Simulation-OpenGL.git</w:t>
+        </w:r>
+      </w:hyperlink>
     </w:p>
     <w:p>
       <w:pPr>
@@ -5419,39 +4667,11 @@
         <w:rPr>
           <w:color w:val="000000"/>
         </w:rPr>
-        <w:t xml:space="preserve">The project is split into five modules: core (shapes and the scan-conversion algorithms), city (buildings, environment, people, props and vehicles), scenes (one file per disaster), </w:t>
-      </w:r>
-      <w:proofErr w:type="spellStart"/>
-      <w:r>
-        <w:rPr>
-          <w:color w:val="000000"/>
-        </w:rPr>
-        <w:t>ui</w:t>
-      </w:r>
-      <w:proofErr w:type="spellEnd"/>
-      <w:r>
-        <w:rPr>
-          <w:color w:val="000000"/>
-        </w:rPr>
-        <w:t xml:space="preserve"> (intro, </w:t>
-      </w:r>
-      <w:proofErr w:type="spellStart"/>
-      <w:r>
-        <w:rPr>
-          <w:color w:val="000000"/>
-        </w:rPr>
-        <w:t>hud</w:t>
-      </w:r>
-      <w:proofErr w:type="spellEnd"/>
-      <w:r>
-        <w:rPr>
-          <w:color w:val="000000"/>
-        </w:rPr>
-        <w:t>, night, evening and ending) and main.cpp, which ties everything together.</w:t>
+        <w:t>The project is split into five modules: core (shapes and the scan-conversion algorithms), city (buildings, environment, people, props and vehicles), scenes (one file per disaster), ui (intro, hud, night, evening and ending) and main.cpp, which ties everything together.</w:t>
       </w:r>
     </w:p>
     <w:sectPr>
-      <w:footerReference w:type="default" r:id="rId20"/>
+      <w:footerReference w:type="default" r:id="rId21"/>
       <w:pgSz w:w="11906" w:h="16838"/>
       <w:pgMar w:top="1440" w:right="1440" w:bottom="1008" w:left="1440" w:header="708" w:footer="708" w:gutter="0"/>
       <w:pgNumType w:start="1"/>
@@ -6246,6 +5466,7 @@
   <w:style w:type="character" w:default="1" w:styleId="DefaultParagraphFont">
     <w:name w:val="Default Paragraph Font"/>
     <w:uiPriority w:val="1"/>
+    <w:semiHidden/>
     <w:unhideWhenUsed/>
   </w:style>
   <w:style w:type="table" w:default="1" w:styleId="TableNormal">
@@ -6649,6 +5870,18 @@
       </w:tcPr>
     </w:tblStylePr>
   </w:style>
+  <w:style w:type="character" w:styleId="UnresolvedMention">
+    <w:name w:val="Unresolved Mention"/>
+    <w:basedOn w:val="DefaultParagraphFont"/>
+    <w:uiPriority w:val="99"/>
+    <w:semiHidden/>
+    <w:unhideWhenUsed/>
+    <w:rsid w:val="00BA5350"/>
+    <w:rPr>
+      <w:color w:val="605E5C"/>
+      <w:shd w:val="clear" w:color="auto" w:fill="E1DFDD"/>
+    </w:rPr>
+  </w:style>
 </w:styles>
 </file>
 
